--- a/document/TP13C_1-2-4_軟體架構與設計說明.docx
+++ b/document/TP13C_1-2-4_軟體架構與設計說明.docx
@@ -780,24 +780,6 @@
           <w:szCs w:val="24"/>
         </w:rPr>
         <w:t xml:space="preserve">日誌管理模組 Log Management Module</w:t>
-      </w:r>
-    </w:p>
-    <w:p>
-      <w:pPr>
-        <w:pStyle w:val="ListParagraph"/>
-        <w:numPr>
-          <w:ilvl w:val="1"/>
-          <w:numId w:val="3"/>
-        </w:numPr>
-        <w:spacing w:after="100" w:line="320"/>
-      </w:pPr>
-      <w:r>
-        <w:rPr>
-          <w:rFonts w:ascii="Times New Roman" w:eastAsia="標楷體"/>
-          <w:sz w:val="24"/>
-          <w:szCs w:val="24"/>
-        </w:rPr>
-        <w:t xml:space="preserve">資訊安全模組 Information Security Module</w:t>
       </w:r>
     </w:p>
     <w:p>

--- a/document/TP13C_1-2-4_軟體架構與設計說明.docx
+++ b/document/TP13C_1-2-4_軟體架構與設計說明.docx
@@ -143,7 +143,7 @@
           <w:sz w:val="24"/>
           <w:szCs w:val="24"/>
         </w:rPr>
-        <w:t xml:space="preserve">集中管理場域事件，包含事件資訊清單、歷史事件檢視、事件報表輸出及影像監控管理。</w:t>
+        <w:t xml:space="preserve">集中管理場域事件，包含事件即時清單、歷史事件檢視、事件報表輸出及影像監控管理。</w:t>
       </w:r>
     </w:p>
     <w:p>
@@ -617,7 +617,7 @@
           <w:sz w:val="24"/>
           <w:szCs w:val="24"/>
         </w:rPr>
-        <w:t xml:space="preserve">資源配置層 Resource Configuration Layer</w:t>
+        <w:t xml:space="preserve">資源配置層 Resource Config Layer</w:t>
       </w:r>
     </w:p>
     <w:p>
@@ -635,6 +635,24 @@
           <w:sz w:val="24"/>
           <w:szCs w:val="24"/>
         </w:rPr>
+        <w:t xml:space="preserve">載具管理模組 Vehicle Management Module</w:t>
+      </w:r>
+    </w:p>
+    <w:p>
+      <w:pPr>
+        <w:pStyle w:val="ListParagraph"/>
+        <w:numPr>
+          <w:ilvl w:val="1"/>
+          <w:numId w:val="3"/>
+        </w:numPr>
+        <w:spacing w:after="100" w:line="320"/>
+      </w:pPr>
+      <w:r>
+        <w:rPr>
+          <w:rFonts w:ascii="Times New Roman" w:eastAsia="標楷體"/>
+          <w:sz w:val="24"/>
+          <w:szCs w:val="24"/>
+        </w:rPr>
         <w:t xml:space="preserve">場域管理模組 Field Management Module</w:t>
       </w:r>
     </w:p>
@@ -653,7 +671,7 @@
           <w:sz w:val="24"/>
           <w:szCs w:val="24"/>
         </w:rPr>
-        <w:t xml:space="preserve">載具管理模組 Vehicle Management Module</w:t>
+        <w:t xml:space="preserve">服務管理模組 Service Management Module</w:t>
       </w:r>
     </w:p>
     <w:p>
@@ -671,7 +689,25 @@
           <w:sz w:val="24"/>
           <w:szCs w:val="24"/>
         </w:rPr>
-        <w:t xml:space="preserve">服務管理模組 Service Management Module</w:t>
+        <w:t xml:space="preserve">媒體管理模組 Media Management Module</w:t>
+      </w:r>
+    </w:p>
+    <w:p>
+      <w:pPr>
+        <w:pStyle w:val="ListParagraph"/>
+        <w:numPr>
+          <w:ilvl w:val="0"/>
+          <w:numId w:val="3"/>
+        </w:numPr>
+        <w:spacing w:after="100" w:line="320"/>
+      </w:pPr>
+      <w:r>
+        <w:rPr>
+          <w:rFonts w:ascii="Times New Roman" w:eastAsia="標楷體"/>
+          <w:sz w:val="24"/>
+          <w:szCs w:val="24"/>
+        </w:rPr>
+        <w:t xml:space="preserve">資通訊安全層 Communication Security Layer</w:t>
       </w:r>
     </w:p>
     <w:p>
@@ -689,7 +725,7 @@
           <w:sz w:val="24"/>
           <w:szCs w:val="24"/>
         </w:rPr>
-        <w:t xml:space="preserve">媒體管理模組 Media Management Module</w:t>
+        <w:t xml:space="preserve">資訊通訊模組 Access Management Module</w:t>
       </w:r>
     </w:p>
     <w:p>
@@ -707,7 +743,7 @@
           <w:sz w:val="24"/>
           <w:szCs w:val="24"/>
         </w:rPr>
-        <w:t xml:space="preserve">資通安全層 Communication Security Layer</w:t>
+        <w:t xml:space="preserve">後勤管理層 Logistics Management Layer</w:t>
       </w:r>
     </w:p>
     <w:p>
@@ -725,25 +761,7 @@
           <w:sz w:val="24"/>
           <w:szCs w:val="24"/>
         </w:rPr>
-        <w:t xml:space="preserve">協定接入與系統整合模組 Protocol Access and System Integration Module</w:t>
-      </w:r>
-    </w:p>
-    <w:p>
-      <w:pPr>
-        <w:pStyle w:val="ListParagraph"/>
-        <w:numPr>
-          <w:ilvl w:val="0"/>
-          <w:numId w:val="3"/>
-        </w:numPr>
-        <w:spacing w:after="100" w:line="320"/>
-      </w:pPr>
-      <w:r>
-        <w:rPr>
-          <w:rFonts w:ascii="Times New Roman" w:eastAsia="標楷體"/>
-          <w:sz w:val="24"/>
-          <w:szCs w:val="24"/>
-        </w:rPr>
-        <w:t xml:space="preserve">後勤管理層 Logistics Management Layer</w:t>
+        <w:t xml:space="preserve">權限管理模組 Permission Management Module</w:t>
       </w:r>
     </w:p>
     <w:p>
@@ -761,7 +779,7 @@
           <w:sz w:val="24"/>
           <w:szCs w:val="24"/>
         </w:rPr>
-        <w:t xml:space="preserve">權限管理模組 Permission Management Module</w:t>
+        <w:t xml:space="preserve">日誌管理模組 Log Management Module</w:t>
       </w:r>
     </w:p>
     <w:p>
@@ -779,25 +797,7 @@
           <w:sz w:val="24"/>
           <w:szCs w:val="24"/>
         </w:rPr>
-        <w:t xml:space="preserve">日誌管理模組 Log Management Module</w:t>
-      </w:r>
-    </w:p>
-    <w:p>
-      <w:pPr>
-        <w:pStyle w:val="ListParagraph"/>
-        <w:numPr>
-          <w:ilvl w:val="1"/>
-          <w:numId w:val="3"/>
-        </w:numPr>
-        <w:spacing w:after="100" w:line="320"/>
-      </w:pPr>
-      <w:r>
-        <w:rPr>
-          <w:rFonts w:ascii="Times New Roman" w:eastAsia="標楷體"/>
-          <w:sz w:val="24"/>
-          <w:szCs w:val="24"/>
-        </w:rPr>
-        <w:t xml:space="preserve">系統基礎模組 System Base Module</w:t>
+        <w:t xml:space="preserve">系統基礎模組 System Foundation Module</w:t>
       </w:r>
     </w:p>
     <w:p>

--- a/document/TP13C_1-2-4_軟體架構與設計說明.docx
+++ b/document/TP13C_1-2-4_軟體架構與設計說明.docx
@@ -743,7 +743,7 @@
           <w:sz w:val="24"/>
           <w:szCs w:val="24"/>
         </w:rPr>
-        <w:t xml:space="preserve">後勤管理層 Logistics Management Layer</w:t>
+        <w:t xml:space="preserve">後勤管理層 Logistics Mangament Layer</w:t>
       </w:r>
     </w:p>
     <w:p>
@@ -761,7 +761,7 @@
           <w:sz w:val="24"/>
           <w:szCs w:val="24"/>
         </w:rPr>
-        <w:t xml:space="preserve">權限管理模組 Permission Management Module</w:t>
+        <w:t xml:space="preserve">權限管理模組 Access Management Module</w:t>
       </w:r>
     </w:p>
     <w:p>
@@ -779,7 +779,7 @@
           <w:sz w:val="24"/>
           <w:szCs w:val="24"/>
         </w:rPr>
-        <w:t xml:space="preserve">日誌管理模組 Log Management Module</w:t>
+        <w:t xml:space="preserve">日誌管理模組 Field Management Module</w:t>
       </w:r>
     </w:p>
     <w:p>

--- a/document/TP13C_1-2-4_軟體架構與設計說明.docx
+++ b/document/TP13C_1-2-4_軟體架構與設計說明.docx
@@ -817,7 +817,7 @@
     </w:p>
     <w:tbl>
       <w:tblPr>
-        <w:tblW w:type="dxa" w:w="8600"/>
+        <w:tblW w:type="dxa" w:w="8800"/>
         <w:tblBorders>
           <w:top w:val="single" w:color="auto" w:sz="4"/>
           <w:left w:val="single" w:color="auto" w:sz="4"/>
@@ -828,14 +828,14 @@
         </w:tblBorders>
       </w:tblPr>
       <w:tblGrid>
-        <w:gridCol w:w="3600"/>
-        <w:gridCol w:w="2400"/>
-        <w:gridCol w:w="2600"/>
+        <w:gridCol w:w="2900"/>
+        <w:gridCol w:w="2500"/>
+        <w:gridCol w:w="3400"/>
       </w:tblGrid>
       <w:tr>
         <w:tc>
           <w:tcPr>
-            <w:tcW w:type="dxa" w:w="3600"/>
+            <w:tcW w:type="dxa" w:w="2900"/>
             <w:shd w:fill="D9D9D9" w:val="clear"/>
             <w:tcMar>
               <w:top w:type="dxa" w:w="80"/>
@@ -859,7 +859,7 @@
         </w:tc>
         <w:tc>
           <w:tcPr>
-            <w:tcW w:type="dxa" w:w="2400"/>
+            <w:tcW w:type="dxa" w:w="2500"/>
             <w:shd w:fill="D9D9D9" w:val="clear"/>
             <w:tcMar>
               <w:top w:type="dxa" w:w="80"/>
@@ -883,7 +883,7 @@
         </w:tc>
         <w:tc>
           <w:tcPr>
-            <w:tcW w:type="dxa" w:w="2600"/>
+            <w:tcW w:type="dxa" w:w="3400"/>
             <w:shd w:fill="D9D9D9" w:val="clear"/>
             <w:tcMar>
               <w:top w:type="dxa" w:w="80"/>
@@ -909,7 +909,7 @@
       <w:tr>
         <w:tc>
           <w:tcPr>
-            <w:tcW w:type="dxa" w:w="3600"/>
+            <w:tcW w:type="dxa" w:w="2900"/>
             <w:tcMar>
               <w:top w:type="dxa" w:w="80"/>
               <w:left w:type="dxa" w:w="120"/>
@@ -932,7 +932,7 @@
         </w:tc>
         <w:tc>
           <w:tcPr>
-            <w:tcW w:type="dxa" w:w="2400"/>
+            <w:tcW w:type="dxa" w:w="2500"/>
             <w:tcMar>
               <w:top w:type="dxa" w:w="80"/>
               <w:left w:type="dxa" w:w="120"/>
@@ -955,7 +955,7 @@
         </w:tc>
         <w:tc>
           <w:tcPr>
-            <w:tcW w:type="dxa" w:w="2600"/>
+            <w:tcW w:type="dxa" w:w="3400"/>
             <w:tcMar>
               <w:top w:type="dxa" w:w="80"/>
               <w:left w:type="dxa" w:w="120"/>
@@ -980,7 +980,7 @@
       <w:tr>
         <w:tc>
           <w:tcPr>
-            <w:tcW w:type="dxa" w:w="3600"/>
+            <w:tcW w:type="dxa" w:w="2900"/>
             <w:tcMar>
               <w:top w:type="dxa" w:w="80"/>
               <w:left w:type="dxa" w:w="120"/>
@@ -1003,7 +1003,7 @@
         </w:tc>
         <w:tc>
           <w:tcPr>
-            <w:tcW w:type="dxa" w:w="2400"/>
+            <w:tcW w:type="dxa" w:w="2500"/>
             <w:tcMar>
               <w:top w:type="dxa" w:w="80"/>
               <w:left w:type="dxa" w:w="120"/>
@@ -1026,7 +1026,7 @@
         </w:tc>
         <w:tc>
           <w:tcPr>
-            <w:tcW w:type="dxa" w:w="2600"/>
+            <w:tcW w:type="dxa" w:w="3400"/>
             <w:tcMar>
               <w:top w:type="dxa" w:w="80"/>
               <w:left w:type="dxa" w:w="120"/>
@@ -1051,7 +1051,7 @@
       <w:tr>
         <w:tc>
           <w:tcPr>
-            <w:tcW w:type="dxa" w:w="3600"/>
+            <w:tcW w:type="dxa" w:w="2900"/>
             <w:tcMar>
               <w:top w:type="dxa" w:w="80"/>
               <w:left w:type="dxa" w:w="120"/>
@@ -1074,7 +1074,7 @@
         </w:tc>
         <w:tc>
           <w:tcPr>
-            <w:tcW w:type="dxa" w:w="2400"/>
+            <w:tcW w:type="dxa" w:w="2500"/>
             <w:tcMar>
               <w:top w:type="dxa" w:w="80"/>
               <w:left w:type="dxa" w:w="120"/>
@@ -1097,7 +1097,7 @@
         </w:tc>
         <w:tc>
           <w:tcPr>
-            <w:tcW w:type="dxa" w:w="2600"/>
+            <w:tcW w:type="dxa" w:w="3400"/>
             <w:tcMar>
               <w:top w:type="dxa" w:w="80"/>
               <w:left w:type="dxa" w:w="120"/>
@@ -1163,7 +1163,7 @@
     </w:p>
     <w:sectPr>
       <w:pgSz w:w="11906" w:h="16838" w:orient="portrait"/>
-      <w:pgMar w:top="1440" w:right="1440" w:bottom="1440" w:left="1440" w:header="708" w:footer="708" w:gutter="0"/>
+      <w:pgMar w:top="1701" w:right="1134" w:bottom="1134" w:left="1134" w:header="708" w:footer="708" w:gutter="0"/>
       <w:pgNumType/>
       <w:docGrid w:linePitch="360"/>
     </w:sectPr>
